--- a/apps/resume/tests/fixtures/template-sample.docx
+++ b/apps/resume/tests/fixtures/template-sample.docx
@@ -421,7 +421,7 @@
           <w:sz w:val="22"/>
           <w:szCs w:val="22"/>
         </w:rPr>
-        <w:t xml:space="preserve">Northwind Athletics   Platform AdministratorJan 2026 – Present</w:t>
+        <w:t xml:space="preserve">Northwind Athletics   Platform AdministratorNov 2022 – Present</w:t>
       </w:r>
       <w:r>
         <w:rPr>
@@ -567,7 +567,7 @@
           <w:sz w:val="22"/>
           <w:szCs w:val="22"/>
         </w:rPr>
-        <w:t xml:space="preserve">Beacon Nonprofit Group   Platform ConsultantOct 2024 – Jan 2026</w:t>
+        <w:t xml:space="preserve">Beacon Nonprofit Group   Platform ConsultantAug 2021 – Nov 2022</w:t>
       </w:r>
       <w:r>
         <w:rPr>
@@ -697,7 +697,7 @@
           <w:szCs w:val="22"/>
         </w:rPr>
         <w:lastRenderedPageBreak/>
-        <w:t xml:space="preserve">Halbrook Advisory   Platform ConsultantJan 2024 – Oct 2024</w:t>
+        <w:t xml:space="preserve">Halbrook Advisory   Platform ConsultantNov 2020 – Aug 2021</w:t>
       </w:r>
       <w:r>
         <w:rPr>
@@ -805,7 +805,7 @@
           <w:sz w:val="22"/>
           <w:szCs w:val="22"/>
         </w:rPr>
-        <w:t xml:space="preserve">Cardinal Engineering   Project ManagerMay 2022 – Feb 2024</w:t>
+        <w:t xml:space="preserve">Cardinal Engineering   Project ManagerMar 2019 – Dec 2020</w:t>
       </w:r>
       <w:r>
         <w:rPr>
@@ -877,7 +877,7 @@
           <w:sz w:val="22"/>
           <w:szCs w:val="22"/>
         </w:rPr>
-        <w:t xml:space="preserve">Trellis Construction Group   Project Design LeadSep 2017 – Apr 2022</w:t>
+        <w:t xml:space="preserve">Trellis Construction Group   Project Design LeadJul 2014 – Feb 2019</w:t>
       </w:r>
       <w:r>
         <w:rPr>
@@ -1200,7 +1200,7 @@
           <w:b/>
           <w:bCs/>
         </w:rPr>
-        <w:t xml:space="preserve">Associate in Computer Science  —  Riverside Community College (Dec 2009)</w:t>
+        <w:t xml:space="preserve">Associate in Computer Science  —  Fernhollow Fixture College (Oct 2006)</w:t>
       </w:r>
       <w:proofErr w:type="gramStart"/>
       <w:r>
@@ -1238,7 +1238,7 @@
           <w:b/>
           <w:bCs/>
         </w:rPr>
-        <w:t xml:space="preserve">Platform Certified Administrator  —  Mar 2024</w:t>
+        <w:t xml:space="preserve">Platform Certified Administrator  —  Jan 2021</w:t>
       </w:r>
       <w:proofErr w:type="gramStart"/>
       <w:r>
@@ -1276,7 +1276,7 @@
           <w:b/>
           <w:bCs/>
         </w:rPr>
-        <w:t xml:space="preserve">Platform Certified Business Analyst  —  Dec 2024</w:t>
+        <w:t xml:space="preserve">Platform Certified Business Analyst  —  Oct 2021</w:t>
       </w:r>
       <w:proofErr w:type="gramStart"/>
       <w:r>
